--- a/publication/OmicsTopology_PLOS_Comp_Biol_supporting_information.docx
+++ b/publication/OmicsTopology_PLOS_Comp_Biol_supporting_information.docx
@@ -15,7 +15,7 @@
         <w:pStyle w:val="Heading1"/>
       </w:pPr>
       <w:r>
-        <w:t>OmicsTopology: Calibrated Topology and Phase Diagnostics for Transcriptomic State Spaces</w:t>
+        <w:t>OmicsTopology: calibrated topology and phase diagnostics for transcriptomic state spaces</w:t>
       </w:r>
     </w:p>
     <w:p>
@@ -27,13 +27,13 @@
     <w:p>
       <w:pPr/>
       <w:r>
-        <w:t>¹ North Henan Medical University, Xinxiang, China</w:t>
+        <w:t>¹ North Henan Medical University, Xinxiang, Henan, China</w:t>
       </w:r>
     </w:p>
     <w:p>
       <w:pPr/>
       <w:r>
-        <w:t>² Key Laboratory of Tropical Fruit Biology of Ministry of Agriculture, South Subtropical Crops Research Institute, Chinese Academy of Tropical Agricultural Sciences, Zhanjiang, China</w:t>
+        <w:t>² Key Laboratory of Tropical Fruit Biology of Ministry of Agriculture, South Subtropical Crops Research Institute, Chinese Academy of Tropical Agricultural Sciences, Zhanjiang, Guangdong, China</w:t>
       </w:r>
     </w:p>
     <w:p>
